--- a/模板1.docx
+++ b/模板1.docx
@@ -28,7 +28,7 @@
     </w:p>
     <w:p>
       <w:pPr>
-        <w:pStyle w:val="3"/>
+        <w:pStyle w:val="4"/>
       </w:pPr>
       <w:bookmarkStart w:id="2" w:name="三级标题"/>
       <w:r>
@@ -55,7 +55,21 @@
         <w:rPr>
           <w:rFonts w:ascii="XITS" w:hAnsi="XITS"/>
         </w:rPr>
-        <w:t>核心主线：天波超视距雷达的群距离由回波群时延得到，反映信号实际传播的群路径长度，</w:t>
+        <w:t>核心主线：天波超视距雷达的</w:t>
+      </w:r>
+      <w:proofErr w:type="gramStart"/>
+      <w:r>
+        <w:rPr>
+          <w:rFonts w:ascii="XITS" w:hAnsi="XITS"/>
+        </w:rPr>
+        <w:t>群距离</w:t>
+      </w:r>
+      <w:proofErr w:type="gramEnd"/>
+      <w:r>
+        <w:rPr>
+          <w:rFonts w:ascii="XITS" w:hAnsi="XITS"/>
+        </w:rPr>
+        <w:t>由回波群时延得到，反映信号实际传播的群路径长度，</w:t>
       </w:r>
       <w:r>
         <w:rPr>
@@ -131,28 +145,16 @@
     </w:p>
     <w:p>
       <w:pPr>
-        <w:pStyle w:val="ImageCaption"/>
+        <w:pStyle w:val="TableCaption"/>
         <w:ind w:firstLine="420"/>
-        <w:rPr>
-          <w:rFonts w:ascii="XITS" w:hAnsi="XITS"/>
-        </w:rPr>
-      </w:pPr>
-      <w:r>
-        <w:rPr>
-          <w:rFonts w:ascii="XITS" w:hAnsi="XITS"/>
-        </w:rPr>
+      </w:pPr>
+      <w:r>
         <w:t>图</w:t>
       </w:r>
       <w:r>
-        <w:rPr>
-          <w:rFonts w:ascii="XITS" w:hAnsi="XITS"/>
-        </w:rPr>
         <w:t xml:space="preserve"> 1‑1: </w:t>
       </w:r>
       <w:r>
-        <w:rPr>
-          <w:rFonts w:ascii="XITS" w:hAnsi="XITS"/>
-        </w:rPr>
         <w:t>金卡觉得</w:t>
       </w:r>
     </w:p>
@@ -192,7 +194,21 @@
         <w:rPr>
           <w:rFonts w:ascii="XITS" w:hAnsi="XITS"/>
         </w:rPr>
-        <w:t>频段信号经电离层反射往返，群距离定义：</w:t>
+        <w:t>频段信号经电离层反射往返，</w:t>
+      </w:r>
+      <w:proofErr w:type="gramStart"/>
+      <w:r>
+        <w:rPr>
+          <w:rFonts w:ascii="XITS" w:hAnsi="XITS"/>
+        </w:rPr>
+        <w:t>群距离</w:t>
+      </w:r>
+      <w:proofErr w:type="gramEnd"/>
+      <w:r>
+        <w:rPr>
+          <w:rFonts w:ascii="XITS" w:hAnsi="XITS"/>
+        </w:rPr>
+        <w:t>定义：</w:t>
       </w:r>
       <m:oMath>
         <m:sSub>
@@ -1556,7 +1572,6 @@
         <w:ind w:firstLine="480"/>
       </w:pPr>
       <w:r>
-        <w:lastRenderedPageBreak/>
         <w:t>多航迹来源：单观测集合内多目标，还是跨观测集合的多条航迹？</w:t>
       </w:r>
     </w:p>
@@ -1570,6 +1585,7 @@
         <w:ind w:firstLine="480"/>
       </w:pPr>
       <w:r>
+        <w:lastRenderedPageBreak/>
         <w:t>航迹一致性判决方法：马氏距离、似然比，或是自定义代价函数？</w:t>
       </w:r>
     </w:p>
@@ -1604,88 +1620,52 @@
         <w:rPr>
           <w:rFonts w:ascii="XITS" w:hAnsi="XITS"/>
         </w:rPr>
-        <w:t>整体技术链路总结：天波雷达</w:t>
+        <w:t>整</w:t>
+      </w:r>
+      <w:r>
+        <w:t>体技术链路总结：天波雷达</w:t>
       </w:r>
       <w:proofErr w:type="gramStart"/>
       <w:r>
-        <w:rPr>
-          <w:rFonts w:ascii="XITS" w:hAnsi="XITS"/>
-        </w:rPr>
         <w:t>群距离</w:t>
       </w:r>
       <w:proofErr w:type="gramEnd"/>
       <w:r>
-        <w:rPr>
-          <w:rFonts w:ascii="XITS" w:hAnsi="XITS"/>
-        </w:rPr>
         <w:t>量测</w:t>
       </w:r>
       <w:r>
-        <w:rPr>
-          <w:rFonts w:ascii="XITS" w:hAnsi="XITS"/>
-        </w:rPr>
         <w:t xml:space="preserve"> → </w:t>
       </w:r>
       <w:r>
-        <w:rPr>
-          <w:rFonts w:ascii="XITS" w:hAnsi="XITS"/>
-        </w:rPr>
         <w:t>电离层虚高等效建模</w:t>
       </w:r>
       <w:r>
-        <w:rPr>
-          <w:rFonts w:ascii="XITS" w:hAnsi="XITS"/>
-        </w:rPr>
         <w:t xml:space="preserve"> → </w:t>
       </w:r>
       <w:proofErr w:type="gramStart"/>
       <w:r>
-        <w:rPr>
-          <w:rFonts w:ascii="XITS" w:hAnsi="XITS"/>
-        </w:rPr>
         <w:t>群距离到</w:t>
       </w:r>
       <w:proofErr w:type="gramEnd"/>
       <w:r>
-        <w:rPr>
-          <w:rFonts w:ascii="XITS" w:hAnsi="XITS"/>
-        </w:rPr>
         <w:t>地理坐标的非线性变换</w:t>
       </w:r>
       <w:r>
-        <w:rPr>
-          <w:rFonts w:ascii="XITS" w:hAnsi="XITS"/>
-        </w:rPr>
         <w:t xml:space="preserve"> → </w:t>
       </w:r>
       <w:r>
-        <w:rPr>
-          <w:rFonts w:ascii="XITS" w:hAnsi="XITS"/>
-        </w:rPr>
         <w:t>双基地异步带来距离偏移，参数耦合</w:t>
       </w:r>
       <w:r>
-        <w:rPr>
-          <w:rFonts w:ascii="XITS" w:hAnsi="XITS"/>
-        </w:rPr>
         <w:t xml:space="preserve"> → ADSB</w:t>
       </w:r>
       <w:r>
-        <w:rPr>
-          <w:rFonts w:ascii="XITS" w:hAnsi="XITS"/>
-        </w:rPr>
         <w:t>先验辅助最大似然估计</w:t>
       </w:r>
       <w:r>
-        <w:rPr>
-          <w:rFonts w:ascii="XITS" w:hAnsi="XITS"/>
-        </w:rPr>
         <w:t xml:space="preserve"> → </w:t>
       </w:r>
       <w:r>
-        <w:rPr>
-          <w:rFonts w:ascii="XITS" w:hAnsi="XITS"/>
-        </w:rPr>
         <w:t>参数配准、航迹细匹配、航迹融合。</w:t>
       </w:r>
     </w:p>
@@ -1698,36 +1678,25 @@
         </w:rPr>
       </w:pPr>
       <w:r>
-        <w:rPr>
-          <w:rFonts w:ascii="XITS" w:hAnsi="XITS"/>
-        </w:rPr>
         <w:t>需要我用</w:t>
       </w:r>
       <w:r>
-        <w:rPr>
-          <w:rFonts w:ascii="XITS" w:hAnsi="XITS"/>
-        </w:rPr>
         <w:t xml:space="preserve"> </w:t>
       </w:r>
       <w:r>
-        <w:rPr>
-          <w:rFonts w:ascii="XITS" w:hAnsi="XITS"/>
-          <w:b/>
-          <w:bCs/>
-        </w:rPr>
         <w:t>工作任务模式</w:t>
       </w:r>
       <w:r>
-        <w:rPr>
-          <w:rFonts w:ascii="XITS" w:hAnsi="XITS"/>
-        </w:rPr>
         <w:t xml:space="preserve"> </w:t>
       </w:r>
       <w:r>
-        <w:rPr>
-          <w:rFonts w:ascii="XITS" w:hAnsi="XITS"/>
-        </w:rPr>
-        <w:t>把这套模型整理成可直接放进专利</w:t>
+        <w:t>把这套模型整理成可</w:t>
+      </w:r>
+      <w:r>
+        <w:rPr>
+          <w:rFonts w:ascii="XITS" w:hAnsi="XITS"/>
+        </w:rPr>
+        <w:t>直接放进专利</w:t>
       </w:r>
       <w:r>
         <w:rPr>
@@ -2243,7 +2212,21 @@
         <w:rPr>
           <w:rFonts w:ascii="XITS" w:hAnsi="XITS"/>
         </w:rPr>
-        <w:t>收发站总群距离如公式</w:t>
+        <w:t>收发站</w:t>
+      </w:r>
+      <w:proofErr w:type="gramStart"/>
+      <w:r>
+        <w:rPr>
+          <w:rFonts w:ascii="XITS" w:hAnsi="XITS"/>
+        </w:rPr>
+        <w:t>总群距离</w:t>
+      </w:r>
+      <w:proofErr w:type="gramEnd"/>
+      <w:r>
+        <w:rPr>
+          <w:rFonts w:ascii="XITS" w:hAnsi="XITS"/>
+        </w:rPr>
+        <w:t>如公式</w:t>
       </w:r>
       <w:r>
         <w:rPr>
@@ -2259,6 +2242,399 @@
       </w:r>
       <w:bookmarkEnd w:id="4"/>
       <w:bookmarkEnd w:id="5"/>
+    </w:p>
+    <w:p>
+      <w:pPr>
+        <w:pStyle w:val="a0"/>
+        <w:ind w:firstLineChars="0" w:firstLine="0"/>
+        <w:rPr>
+          <w:rFonts w:ascii="XITS" w:hAnsi="XITS"/>
+        </w:rPr>
+      </w:pPr>
+    </w:p>
+    <w:tbl>
+      <w:tblPr>
+        <w:tblStyle w:val="af5"/>
+        <w:tblW w:w="5000" w:type="pct"/>
+        <w:tblLook w:val="04A0" w:firstRow="1" w:lastRow="0" w:firstColumn="1" w:lastColumn="0" w:noHBand="0" w:noVBand="1"/>
+      </w:tblPr>
+      <w:tblGrid>
+        <w:gridCol w:w="2214"/>
+        <w:gridCol w:w="2214"/>
+        <w:gridCol w:w="2214"/>
+        <w:gridCol w:w="2214"/>
+      </w:tblGrid>
+      <w:tr>
+        <w:tc>
+          <w:tcPr>
+            <w:tcW w:w="1250" w:type="pct"/>
+          </w:tcPr>
+          <w:p>
+            <w:pPr>
+              <w:pStyle w:val="a0"/>
+              <w:ind w:firstLineChars="0" w:firstLine="0"/>
+              <w:rPr>
+                <w:rFonts w:ascii="XITS" w:hAnsi="XITS"/>
+              </w:rPr>
+            </w:pPr>
+            <w:r>
+              <w:rPr>
+                <w:rFonts w:ascii="XITS" w:hAnsi="XITS" w:hint="eastAsia"/>
+              </w:rPr>
+              <w:t>1</w:t>
+            </w:r>
+          </w:p>
+        </w:tc>
+        <w:tc>
+          <w:tcPr>
+            <w:tcW w:w="1250" w:type="pct"/>
+          </w:tcPr>
+          <w:p>
+            <w:pPr>
+              <w:pStyle w:val="a0"/>
+              <w:ind w:firstLineChars="0" w:firstLine="0"/>
+              <w:rPr>
+                <w:rFonts w:ascii="XITS" w:hAnsi="XITS"/>
+              </w:rPr>
+            </w:pPr>
+            <w:r>
+              <w:rPr>
+                <w:rFonts w:ascii="XITS" w:hAnsi="XITS" w:hint="eastAsia"/>
+              </w:rPr>
+              <w:t>1</w:t>
+            </w:r>
+          </w:p>
+        </w:tc>
+        <w:tc>
+          <w:tcPr>
+            <w:tcW w:w="1250" w:type="pct"/>
+          </w:tcPr>
+          <w:p>
+            <w:pPr>
+              <w:pStyle w:val="a0"/>
+              <w:ind w:firstLineChars="0" w:firstLine="0"/>
+              <w:rPr>
+                <w:rFonts w:ascii="XITS" w:hAnsi="XITS"/>
+              </w:rPr>
+            </w:pPr>
+            <w:r>
+              <w:rPr>
+                <w:rFonts w:ascii="XITS" w:hAnsi="XITS" w:hint="eastAsia"/>
+              </w:rPr>
+              <w:t>1</w:t>
+            </w:r>
+          </w:p>
+        </w:tc>
+        <w:tc>
+          <w:tcPr>
+            <w:tcW w:w="1250" w:type="pct"/>
+          </w:tcPr>
+          <w:p>
+            <w:pPr>
+              <w:pStyle w:val="a0"/>
+              <w:ind w:firstLineChars="0" w:firstLine="0"/>
+              <w:rPr>
+                <w:rFonts w:ascii="XITS" w:hAnsi="XITS"/>
+              </w:rPr>
+            </w:pPr>
+            <w:r>
+              <w:rPr>
+                <w:rFonts w:ascii="XITS" w:hAnsi="XITS" w:hint="eastAsia"/>
+              </w:rPr>
+              <w:t>1</w:t>
+            </w:r>
+          </w:p>
+        </w:tc>
+      </w:tr>
+      <w:tr>
+        <w:tc>
+          <w:tcPr>
+            <w:tcW w:w="1250" w:type="pct"/>
+          </w:tcPr>
+          <w:p>
+            <w:pPr>
+              <w:pStyle w:val="a0"/>
+              <w:ind w:firstLineChars="0" w:firstLine="0"/>
+              <w:rPr>
+                <w:rFonts w:ascii="XITS" w:hAnsi="XITS"/>
+              </w:rPr>
+            </w:pPr>
+            <w:r>
+              <w:rPr>
+                <w:rFonts w:ascii="XITS" w:hAnsi="XITS" w:hint="eastAsia"/>
+              </w:rPr>
+              <w:t>1</w:t>
+            </w:r>
+          </w:p>
+        </w:tc>
+        <w:tc>
+          <w:tcPr>
+            <w:tcW w:w="1250" w:type="pct"/>
+          </w:tcPr>
+          <w:p>
+            <w:pPr>
+              <w:pStyle w:val="a0"/>
+              <w:ind w:firstLineChars="0" w:firstLine="0"/>
+              <w:rPr>
+                <w:rFonts w:ascii="XITS" w:hAnsi="XITS"/>
+              </w:rPr>
+            </w:pPr>
+            <w:r>
+              <w:rPr>
+                <w:rFonts w:ascii="XITS" w:hAnsi="XITS" w:hint="eastAsia"/>
+              </w:rPr>
+              <w:t>1</w:t>
+            </w:r>
+          </w:p>
+        </w:tc>
+        <w:tc>
+          <w:tcPr>
+            <w:tcW w:w="1250" w:type="pct"/>
+          </w:tcPr>
+          <w:p>
+            <w:pPr>
+              <w:pStyle w:val="a0"/>
+              <w:ind w:firstLineChars="0" w:firstLine="0"/>
+              <w:rPr>
+                <w:rFonts w:ascii="XITS" w:hAnsi="XITS"/>
+              </w:rPr>
+            </w:pPr>
+            <w:r>
+              <w:rPr>
+                <w:rFonts w:ascii="XITS" w:hAnsi="XITS" w:hint="eastAsia"/>
+              </w:rPr>
+              <w:t>1</w:t>
+            </w:r>
+          </w:p>
+        </w:tc>
+        <w:tc>
+          <w:tcPr>
+            <w:tcW w:w="1250" w:type="pct"/>
+          </w:tcPr>
+          <w:p>
+            <w:pPr>
+              <w:pStyle w:val="a0"/>
+              <w:ind w:firstLineChars="0" w:firstLine="0"/>
+              <w:rPr>
+                <w:rFonts w:ascii="XITS" w:hAnsi="XITS"/>
+              </w:rPr>
+            </w:pPr>
+            <w:r>
+              <w:rPr>
+                <w:rFonts w:ascii="XITS" w:hAnsi="XITS" w:hint="eastAsia"/>
+              </w:rPr>
+              <w:t>1</w:t>
+            </w:r>
+          </w:p>
+        </w:tc>
+      </w:tr>
+      <w:tr>
+        <w:tc>
+          <w:tcPr>
+            <w:tcW w:w="1250" w:type="pct"/>
+          </w:tcPr>
+          <w:p>
+            <w:pPr>
+              <w:pStyle w:val="a0"/>
+              <w:ind w:firstLineChars="0" w:firstLine="0"/>
+              <w:rPr>
+                <w:rFonts w:ascii="XITS" w:hAnsi="XITS"/>
+              </w:rPr>
+            </w:pPr>
+            <w:r>
+              <w:rPr>
+                <w:rFonts w:ascii="XITS" w:hAnsi="XITS" w:hint="eastAsia"/>
+              </w:rPr>
+              <w:t>1</w:t>
+            </w:r>
+          </w:p>
+        </w:tc>
+        <w:tc>
+          <w:tcPr>
+            <w:tcW w:w="1250" w:type="pct"/>
+          </w:tcPr>
+          <w:p>
+            <w:pPr>
+              <w:pStyle w:val="a0"/>
+              <w:ind w:firstLineChars="0" w:firstLine="0"/>
+              <w:rPr>
+                <w:rFonts w:ascii="XITS" w:hAnsi="XITS"/>
+              </w:rPr>
+            </w:pPr>
+            <w:r>
+              <w:rPr>
+                <w:rFonts w:ascii="XITS" w:hAnsi="XITS" w:hint="eastAsia"/>
+              </w:rPr>
+              <w:t>1</w:t>
+            </w:r>
+          </w:p>
+        </w:tc>
+        <w:tc>
+          <w:tcPr>
+            <w:tcW w:w="1250" w:type="pct"/>
+          </w:tcPr>
+          <w:p>
+            <w:pPr>
+              <w:pStyle w:val="a0"/>
+              <w:ind w:firstLineChars="0" w:firstLine="0"/>
+              <w:rPr>
+                <w:rFonts w:ascii="XITS" w:hAnsi="XITS"/>
+              </w:rPr>
+            </w:pPr>
+            <w:r>
+              <w:rPr>
+                <w:rFonts w:ascii="XITS" w:hAnsi="XITS" w:hint="eastAsia"/>
+              </w:rPr>
+              <w:t>1</w:t>
+            </w:r>
+          </w:p>
+        </w:tc>
+        <w:tc>
+          <w:tcPr>
+            <w:tcW w:w="1250" w:type="pct"/>
+          </w:tcPr>
+          <w:p>
+            <w:pPr>
+              <w:pStyle w:val="a0"/>
+              <w:ind w:firstLineChars="0" w:firstLine="0"/>
+              <w:rPr>
+                <w:rFonts w:ascii="XITS" w:hAnsi="XITS"/>
+              </w:rPr>
+            </w:pPr>
+            <w:r>
+              <w:rPr>
+                <w:rFonts w:ascii="XITS" w:hAnsi="XITS" w:hint="eastAsia"/>
+              </w:rPr>
+              <w:t>1</w:t>
+            </w:r>
+          </w:p>
+        </w:tc>
+      </w:tr>
+      <w:tr>
+        <w:tc>
+          <w:tcPr>
+            <w:tcW w:w="1250" w:type="pct"/>
+          </w:tcPr>
+          <w:p>
+            <w:pPr>
+              <w:pStyle w:val="a0"/>
+              <w:ind w:firstLineChars="0" w:firstLine="0"/>
+              <w:rPr>
+                <w:rFonts w:ascii="XITS" w:hAnsi="XITS"/>
+              </w:rPr>
+            </w:pPr>
+          </w:p>
+        </w:tc>
+        <w:tc>
+          <w:tcPr>
+            <w:tcW w:w="1250" w:type="pct"/>
+          </w:tcPr>
+          <w:p>
+            <w:pPr>
+              <w:pStyle w:val="a0"/>
+              <w:ind w:firstLineChars="0" w:firstLine="0"/>
+              <w:rPr>
+                <w:rFonts w:ascii="XITS" w:hAnsi="XITS"/>
+              </w:rPr>
+            </w:pPr>
+          </w:p>
+        </w:tc>
+        <w:tc>
+          <w:tcPr>
+            <w:tcW w:w="1250" w:type="pct"/>
+          </w:tcPr>
+          <w:p>
+            <w:pPr>
+              <w:pStyle w:val="a0"/>
+              <w:ind w:firstLineChars="0" w:firstLine="0"/>
+              <w:rPr>
+                <w:rFonts w:ascii="XITS" w:hAnsi="XITS"/>
+              </w:rPr>
+            </w:pPr>
+          </w:p>
+        </w:tc>
+        <w:tc>
+          <w:tcPr>
+            <w:tcW w:w="1250" w:type="pct"/>
+          </w:tcPr>
+          <w:p>
+            <w:pPr>
+              <w:pStyle w:val="a0"/>
+              <w:ind w:firstLineChars="0" w:firstLine="0"/>
+              <w:rPr>
+                <w:rFonts w:ascii="XITS" w:hAnsi="XITS"/>
+              </w:rPr>
+            </w:pPr>
+          </w:p>
+        </w:tc>
+      </w:tr>
+      <w:tr>
+        <w:tc>
+          <w:tcPr>
+            <w:tcW w:w="1250" w:type="pct"/>
+          </w:tcPr>
+          <w:p>
+            <w:pPr>
+              <w:pStyle w:val="a0"/>
+              <w:ind w:firstLineChars="0" w:firstLine="0"/>
+              <w:rPr>
+                <w:rFonts w:ascii="XITS" w:hAnsi="XITS"/>
+              </w:rPr>
+            </w:pPr>
+          </w:p>
+        </w:tc>
+        <w:tc>
+          <w:tcPr>
+            <w:tcW w:w="1250" w:type="pct"/>
+          </w:tcPr>
+          <w:p>
+            <w:pPr>
+              <w:pStyle w:val="a0"/>
+              <w:ind w:firstLineChars="0" w:firstLine="0"/>
+              <w:rPr>
+                <w:rFonts w:ascii="XITS" w:hAnsi="XITS"/>
+              </w:rPr>
+            </w:pPr>
+          </w:p>
+        </w:tc>
+        <w:tc>
+          <w:tcPr>
+            <w:tcW w:w="1250" w:type="pct"/>
+          </w:tcPr>
+          <w:p>
+            <w:pPr>
+              <w:pStyle w:val="a0"/>
+              <w:ind w:firstLineChars="0" w:firstLine="0"/>
+              <w:rPr>
+                <w:rFonts w:ascii="XITS" w:hAnsi="XITS"/>
+              </w:rPr>
+            </w:pPr>
+          </w:p>
+        </w:tc>
+        <w:tc>
+          <w:tcPr>
+            <w:tcW w:w="1250" w:type="pct"/>
+          </w:tcPr>
+          <w:p>
+            <w:pPr>
+              <w:pStyle w:val="a0"/>
+              <w:ind w:firstLineChars="0" w:firstLine="0"/>
+              <w:rPr>
+                <w:rFonts w:ascii="XITS" w:hAnsi="XITS"/>
+              </w:rPr>
+            </w:pPr>
+          </w:p>
+        </w:tc>
+      </w:tr>
+    </w:tbl>
+    <w:p>
+      <w:pPr>
+        <w:pStyle w:val="a0"/>
+        <w:ind w:firstLineChars="0" w:firstLine="0"/>
+        <w:rPr>
+          <w:rFonts w:ascii="XITS" w:hAnsi="XITS"/>
+        </w:rPr>
+      </w:pPr>
     </w:p>
     <w:sectPr>
       <w:headerReference w:type="even" r:id="rId8"/>
@@ -2910,7 +3286,7 @@
     <w:link w:val="10"/>
     <w:uiPriority w:val="9"/>
     <w:qFormat/>
-    <w:rsid w:val="00994D13"/>
+    <w:rsid w:val="00F064A4"/>
     <w:pPr>
       <w:keepNext/>
       <w:keepLines/>
@@ -2919,7 +3295,7 @@
     </w:pPr>
     <w:rPr>
       <w:rFonts w:asciiTheme="majorHAnsi" w:eastAsia="黑体" w:hAnsiTheme="majorHAnsi" w:cstheme="majorBidi"/>
-      <w:color w:val="0F4761" w:themeColor="accent1" w:themeShade="BF"/>
+      <w:color w:val="000000" w:themeColor="text1"/>
       <w:sz w:val="36"/>
       <w:szCs w:val="40"/>
     </w:rPr>
@@ -2932,7 +3308,7 @@
     <w:uiPriority w:val="9"/>
     <w:unhideWhenUsed/>
     <w:qFormat/>
-    <w:rsid w:val="00994D13"/>
+    <w:rsid w:val="00F064A4"/>
     <w:pPr>
       <w:keepNext/>
       <w:keepLines/>
@@ -2941,7 +3317,7 @@
     </w:pPr>
     <w:rPr>
       <w:rFonts w:asciiTheme="majorHAnsi" w:eastAsia="黑体" w:hAnsiTheme="majorHAnsi" w:cstheme="majorBidi"/>
-      <w:color w:val="0F4761" w:themeColor="accent1" w:themeShade="BF"/>
+      <w:color w:val="000000" w:themeColor="text1"/>
       <w:sz w:val="30"/>
       <w:szCs w:val="32"/>
     </w:rPr>
@@ -2954,7 +3330,7 @@
     <w:uiPriority w:val="9"/>
     <w:unhideWhenUsed/>
     <w:qFormat/>
-    <w:rsid w:val="00994D13"/>
+    <w:rsid w:val="00F064A4"/>
     <w:pPr>
       <w:keepNext/>
       <w:keepLines/>
@@ -2963,7 +3339,7 @@
     </w:pPr>
     <w:rPr>
       <w:rFonts w:eastAsia="黑体" w:cstheme="majorBidi"/>
-      <w:color w:val="0F4761" w:themeColor="accent1" w:themeShade="BF"/>
+      <w:color w:val="000000" w:themeColor="text1"/>
       <w:sz w:val="28"/>
       <w:szCs w:val="28"/>
     </w:rPr>
@@ -2974,21 +3350,21 @@
     <w:next w:val="a0"/>
     <w:link w:val="40"/>
     <w:uiPriority w:val="9"/>
-    <w:semiHidden/>
     <w:unhideWhenUsed/>
     <w:qFormat/>
-    <w:rsid w:val="00A10FD9"/>
+    <w:rsid w:val="00F064A4"/>
     <w:pPr>
       <w:keepNext/>
       <w:keepLines/>
       <w:spacing w:before="80" w:after="40"/>
+      <w:ind w:firstLineChars="0" w:firstLine="0"/>
       <w:outlineLvl w:val="3"/>
     </w:pPr>
     <w:rPr>
-      <w:rFonts w:eastAsiaTheme="majorEastAsia" w:cstheme="majorBidi"/>
-      <w:i/>
+      <w:rFonts w:cstheme="majorBidi"/>
+      <w:b/>
       <w:iCs/>
-      <w:color w:val="0F4761" w:themeColor="accent1" w:themeShade="BF"/>
+      <w:color w:val="000000" w:themeColor="text1"/>
     </w:rPr>
   </w:style>
   <w:style w:type="paragraph" w:styleId="5">
@@ -3129,10 +3505,7 @@
     <w:name w:val="Body Text"/>
     <w:basedOn w:val="a"/>
     <w:qFormat/>
-    <w:rsid w:val="00532618"/>
-    <w:pPr>
-      <w:spacing w:before="180" w:after="180"/>
-    </w:pPr>
+    <w:rsid w:val="00217896"/>
   </w:style>
   <w:style w:type="paragraph" w:customStyle="1" w:styleId="FirstParagraph">
     <w:name w:val="First Paragraph"/>
@@ -3140,9 +3513,6 @@
     <w:next w:val="a0"/>
     <w:qFormat/>
     <w:rsid w:val="00532618"/>
-    <w:pPr>
-      <w:spacing w:before="0" w:after="0"/>
-    </w:pPr>
   </w:style>
   <w:style w:type="paragraph" w:customStyle="1" w:styleId="Compact">
     <w:name w:val="Compact"/>
@@ -3291,10 +3661,10 @@
     <w:basedOn w:val="a1"/>
     <w:link w:val="1"/>
     <w:uiPriority w:val="9"/>
-    <w:rsid w:val="00994D13"/>
+    <w:rsid w:val="00F064A4"/>
     <w:rPr>
       <w:rFonts w:asciiTheme="majorHAnsi" w:eastAsia="黑体" w:hAnsiTheme="majorHAnsi" w:cstheme="majorBidi"/>
-      <w:color w:val="0F4761" w:themeColor="accent1" w:themeShade="BF"/>
+      <w:color w:val="000000" w:themeColor="text1"/>
       <w:sz w:val="36"/>
       <w:szCs w:val="40"/>
     </w:rPr>
@@ -3304,10 +3674,10 @@
     <w:basedOn w:val="a1"/>
     <w:link w:val="2"/>
     <w:uiPriority w:val="9"/>
-    <w:rsid w:val="00994D13"/>
+    <w:rsid w:val="00F064A4"/>
     <w:rPr>
       <w:rFonts w:asciiTheme="majorHAnsi" w:eastAsia="黑体" w:hAnsiTheme="majorHAnsi" w:cstheme="majorBidi"/>
-      <w:color w:val="0F4761" w:themeColor="accent1" w:themeShade="BF"/>
+      <w:color w:val="000000" w:themeColor="text1"/>
       <w:sz w:val="30"/>
       <w:szCs w:val="32"/>
     </w:rPr>
@@ -3317,10 +3687,10 @@
     <w:basedOn w:val="a1"/>
     <w:link w:val="3"/>
     <w:uiPriority w:val="9"/>
-    <w:rsid w:val="00994D13"/>
+    <w:rsid w:val="00F064A4"/>
     <w:rPr>
       <w:rFonts w:ascii="Times New Roman" w:eastAsia="黑体" w:hAnsi="Times New Roman" w:cstheme="majorBidi"/>
-      <w:color w:val="0F4761" w:themeColor="accent1" w:themeShade="BF"/>
+      <w:color w:val="000000" w:themeColor="text1"/>
       <w:sz w:val="28"/>
       <w:szCs w:val="28"/>
     </w:rPr>
@@ -3330,13 +3700,12 @@
     <w:basedOn w:val="a1"/>
     <w:link w:val="4"/>
     <w:uiPriority w:val="9"/>
-    <w:semiHidden/>
-    <w:rsid w:val="00A10FD9"/>
-    <w:rPr>
-      <w:rFonts w:eastAsiaTheme="majorEastAsia" w:cstheme="majorBidi"/>
-      <w:i/>
+    <w:rsid w:val="00F064A4"/>
+    <w:rPr>
+      <w:rFonts w:ascii="Times New Roman" w:eastAsia="宋体" w:hAnsi="Times New Roman" w:cstheme="majorBidi"/>
+      <w:b/>
       <w:iCs/>
-      <w:color w:val="0F4761" w:themeColor="accent1" w:themeShade="BF"/>
+      <w:color w:val="000000" w:themeColor="text1"/>
     </w:rPr>
   </w:style>
   <w:style w:type="character" w:customStyle="1" w:styleId="50">
@@ -3488,9 +3857,16 @@
   <w:style w:type="paragraph" w:customStyle="1" w:styleId="TableCaption">
     <w:name w:val="Table Caption"/>
     <w:basedOn w:val="ac"/>
+    <w:rsid w:val="007D3068"/>
     <w:pPr>
       <w:keepNext/>
+      <w:ind w:firstLineChars="0" w:firstLine="0"/>
+      <w:jc w:val="center"/>
     </w:pPr>
+    <w:rPr>
+      <w:i w:val="0"/>
+      <w:sz w:val="21"/>
+    </w:rPr>
   </w:style>
   <w:style w:type="paragraph" w:customStyle="1" w:styleId="ImageCaption">
     <w:name w:val="Image Caption"/>
@@ -3936,6 +4312,31 @@
         <w:insideV w:val="single" w:sz="4" w:space="0" w:color="auto"/>
       </w:tblBorders>
     </w:tblPr>
+  </w:style>
+  <w:style w:type="table" w:customStyle="1" w:styleId="af5">
+    <w:name w:val="自定义样式"/>
+    <w:basedOn w:val="a2"/>
+    <w:uiPriority w:val="99"/>
+    <w:rsid w:val="008D5369"/>
+    <w:pPr>
+      <w:spacing w:after="0"/>
+    </w:pPr>
+    <w:rPr>
+      <w:rFonts w:ascii="Times New Roman" w:eastAsia="宋体" w:hAnsi="Times New Roman"/>
+    </w:rPr>
+    <w:tblPr>
+      <w:jc w:val="center"/>
+      <w:tblBorders>
+        <w:top w:val="single" w:sz="12" w:space="0" w:color="auto"/>
+        <w:bottom w:val="single" w:sz="12" w:space="0" w:color="auto"/>
+      </w:tblBorders>
+    </w:tblPr>
+    <w:trPr>
+      <w:jc w:val="center"/>
+    </w:trPr>
+    <w:tcPr>
+      <w:vAlign w:val="center"/>
+    </w:tcPr>
   </w:style>
 </w:styles>
 </file>

--- a/模板1.docx
+++ b/模板1.docx
@@ -89,17 +89,9 @@
     <w:p>
       <w:pPr>
         <w:pStyle w:val="CaptionedFigure"/>
-        <w:ind w:firstLine="480"/>
-        <w:rPr>
-          <w:rFonts w:ascii="XITS" w:hAnsi="XITS"/>
-        </w:rPr>
       </w:pPr>
       <w:bookmarkStart w:id="3" w:name="fig:geo-model"/>
       <w:r>
-        <w:rPr>
-          <w:rFonts w:ascii="XITS" w:hAnsi="XITS"/>
-          <w:noProof/>
-        </w:rPr>
         <w:drawing>
           <wp:inline distT="0" distB="0" distL="0" distR="0" wp14:anchorId="73DF0056" wp14:editId="41094722">
             <wp:extent cx="1419616" cy="4434214"/>
@@ -3888,9 +3880,10 @@
   <w:style w:type="paragraph" w:customStyle="1" w:styleId="CaptionedFigure">
     <w:name w:val="Captioned Figure"/>
     <w:basedOn w:val="Figure"/>
-    <w:rsid w:val="00532618"/>
+    <w:rsid w:val="00F05F8A"/>
     <w:pPr>
       <w:keepNext/>
+      <w:ind w:firstLineChars="0" w:firstLine="0"/>
       <w:jc w:val="center"/>
     </w:pPr>
   </w:style>

--- a/模板1.docx
+++ b/模板1.docx
@@ -5,6 +5,7 @@
     <w:p>
       <w:pPr>
         <w:pStyle w:val="1"/>
+        <w:spacing w:before="240" w:after="192"/>
       </w:pPr>
       <w:bookmarkStart w:id="0" w:name="复述整理"/>
       <w:r>
@@ -17,6 +18,7 @@
     <w:p>
       <w:pPr>
         <w:pStyle w:val="2"/>
+        <w:spacing w:before="120" w:after="120"/>
       </w:pPr>
       <w:bookmarkStart w:id="1" w:name="打分"/>
       <w:r>
@@ -92,6 +94,9 @@
       </w:pPr>
       <w:bookmarkStart w:id="3" w:name="fig:geo-model"/>
       <w:r>
+        <w:rPr>
+          <w:noProof/>
+        </w:rPr>
         <w:drawing>
           <wp:inline distT="0" distB="0" distL="0" distR="0" wp14:anchorId="73DF0056" wp14:editId="41094722">
             <wp:extent cx="1419616" cy="4434214"/>
@@ -1353,6 +1358,7 @@
     <w:p>
       <w:pPr>
         <w:pStyle w:val="1"/>
+        <w:spacing w:before="240" w:after="192"/>
         <w:ind w:firstLine="720"/>
         <w:rPr>
           <w:rFonts w:ascii="XITS" w:hAnsi="XITS"/>
@@ -1378,6 +1384,7 @@
     <w:p>
       <w:pPr>
         <w:pStyle w:val="2"/>
+        <w:spacing w:before="120" w:after="120"/>
         <w:ind w:firstLine="600"/>
         <w:rPr>
           <w:rFonts w:ascii="XITS" w:hAnsi="XITS"/>
@@ -1564,6 +1571,7 @@
         <w:ind w:firstLine="480"/>
       </w:pPr>
       <w:r>
+        <w:lastRenderedPageBreak/>
         <w:t>多航迹来源：单观测集合内多目标，还是跨观测集合的多条航迹？</w:t>
       </w:r>
     </w:p>
@@ -1577,7 +1585,6 @@
         <w:ind w:firstLine="480"/>
       </w:pPr>
       <w:r>
-        <w:lastRenderedPageBreak/>
         <w:t>航迹一致性判决方法：马氏距离、似然比，或是自定义代价函数？</w:t>
       </w:r>
     </w:p>
@@ -3278,10 +3285,11 @@
     <w:link w:val="10"/>
     <w:uiPriority w:val="9"/>
     <w:qFormat/>
-    <w:rsid w:val="00F064A4"/>
+    <w:rsid w:val="00C747A0"/>
     <w:pPr>
       <w:keepNext/>
       <w:keepLines/>
+      <w:spacing w:beforeLines="100" w:before="100" w:afterLines="80" w:after="80"/>
       <w:ind w:firstLineChars="0" w:firstLine="0"/>
       <w:outlineLvl w:val="0"/>
     </w:pPr>
@@ -3300,10 +3308,11 @@
     <w:uiPriority w:val="9"/>
     <w:unhideWhenUsed/>
     <w:qFormat/>
-    <w:rsid w:val="00F064A4"/>
+    <w:rsid w:val="00C747A0"/>
     <w:pPr>
       <w:keepNext/>
       <w:keepLines/>
+      <w:spacing w:beforeLines="50" w:before="50" w:afterLines="50" w:after="50"/>
       <w:ind w:firstLineChars="0" w:firstLine="0"/>
       <w:outlineLvl w:val="1"/>
     </w:pPr>
@@ -3322,10 +3331,11 @@
     <w:uiPriority w:val="9"/>
     <w:unhideWhenUsed/>
     <w:qFormat/>
-    <w:rsid w:val="00F064A4"/>
+    <w:rsid w:val="00C747A0"/>
     <w:pPr>
       <w:keepNext/>
       <w:keepLines/>
+      <w:spacing w:beforeLines="50" w:before="50" w:afterLines="50" w:after="50"/>
       <w:ind w:firstLineChars="0" w:firstLine="0"/>
       <w:outlineLvl w:val="2"/>
     </w:pPr>
@@ -3344,16 +3354,15 @@
     <w:uiPriority w:val="9"/>
     <w:unhideWhenUsed/>
     <w:qFormat/>
-    <w:rsid w:val="00F064A4"/>
+    <w:rsid w:val="00C747A0"/>
     <w:pPr>
       <w:keepNext/>
       <w:keepLines/>
-      <w:spacing w:before="80" w:after="40"/>
       <w:ind w:firstLineChars="0" w:firstLine="0"/>
       <w:outlineLvl w:val="3"/>
     </w:pPr>
     <w:rPr>
-      <w:rFonts w:cstheme="majorBidi"/>
+      <w:rFonts w:eastAsia="黑体" w:cstheme="majorBidi"/>
       <w:b/>
       <w:iCs/>
       <w:color w:val="000000" w:themeColor="text1"/>
@@ -3653,7 +3662,7 @@
     <w:basedOn w:val="a1"/>
     <w:link w:val="1"/>
     <w:uiPriority w:val="9"/>
-    <w:rsid w:val="00F064A4"/>
+    <w:rsid w:val="00C747A0"/>
     <w:rPr>
       <w:rFonts w:asciiTheme="majorHAnsi" w:eastAsia="黑体" w:hAnsiTheme="majorHAnsi" w:cstheme="majorBidi"/>
       <w:color w:val="000000" w:themeColor="text1"/>
@@ -3666,7 +3675,7 @@
     <w:basedOn w:val="a1"/>
     <w:link w:val="2"/>
     <w:uiPriority w:val="9"/>
-    <w:rsid w:val="00F064A4"/>
+    <w:rsid w:val="00C747A0"/>
     <w:rPr>
       <w:rFonts w:asciiTheme="majorHAnsi" w:eastAsia="黑体" w:hAnsiTheme="majorHAnsi" w:cstheme="majorBidi"/>
       <w:color w:val="000000" w:themeColor="text1"/>
@@ -3679,7 +3688,7 @@
     <w:basedOn w:val="a1"/>
     <w:link w:val="3"/>
     <w:uiPriority w:val="9"/>
-    <w:rsid w:val="00F064A4"/>
+    <w:rsid w:val="00C747A0"/>
     <w:rPr>
       <w:rFonts w:ascii="Times New Roman" w:eastAsia="黑体" w:hAnsi="Times New Roman" w:cstheme="majorBidi"/>
       <w:color w:val="000000" w:themeColor="text1"/>
@@ -3692,9 +3701,9 @@
     <w:basedOn w:val="a1"/>
     <w:link w:val="4"/>
     <w:uiPriority w:val="9"/>
-    <w:rsid w:val="00F064A4"/>
-    <w:rPr>
-      <w:rFonts w:ascii="Times New Roman" w:eastAsia="宋体" w:hAnsi="Times New Roman" w:cstheme="majorBidi"/>
+    <w:rsid w:val="00C747A0"/>
+    <w:rPr>
+      <w:rFonts w:ascii="Times New Roman" w:eastAsia="黑体" w:hAnsi="Times New Roman" w:cstheme="majorBidi"/>
       <w:b/>
       <w:iCs/>
       <w:color w:val="000000" w:themeColor="text1"/>

--- a/模板1.docx
+++ b/模板1.docx
@@ -17,7 +17,7 @@
     </w:p>
     <w:p>
       <w:pPr>
-        <w:pStyle w:val="2"/>
+        <w:pStyle w:val="3"/>
         <w:spacing w:before="120" w:after="120"/>
       </w:pPr>
       <w:bookmarkStart w:id="1" w:name="打分"/>
@@ -30,7 +30,8 @@
     </w:p>
     <w:p>
       <w:pPr>
-        <w:pStyle w:val="4"/>
+        <w:pStyle w:val="1"/>
+        <w:spacing w:before="240" w:after="192"/>
       </w:pPr>
       <w:bookmarkStart w:id="2" w:name="三级标题"/>
       <w:r>
@@ -3285,7 +3286,7 @@
     <w:link w:val="10"/>
     <w:uiPriority w:val="9"/>
     <w:qFormat/>
-    <w:rsid w:val="00C747A0"/>
+    <w:rsid w:val="007B066A"/>
     <w:pPr>
       <w:keepNext/>
       <w:keepLines/>
@@ -3294,7 +3295,7 @@
       <w:outlineLvl w:val="0"/>
     </w:pPr>
     <w:rPr>
-      <w:rFonts w:asciiTheme="majorHAnsi" w:eastAsia="黑体" w:hAnsiTheme="majorHAnsi" w:cstheme="majorBidi"/>
+      <w:rFonts w:eastAsia="黑体" w:cstheme="majorBidi"/>
       <w:color w:val="000000" w:themeColor="text1"/>
       <w:sz w:val="36"/>
       <w:szCs w:val="40"/>
@@ -3308,7 +3309,7 @@
     <w:uiPriority w:val="9"/>
     <w:unhideWhenUsed/>
     <w:qFormat/>
-    <w:rsid w:val="00C747A0"/>
+    <w:rsid w:val="007B066A"/>
     <w:pPr>
       <w:keepNext/>
       <w:keepLines/>
@@ -3317,7 +3318,7 @@
       <w:outlineLvl w:val="1"/>
     </w:pPr>
     <w:rPr>
-      <w:rFonts w:asciiTheme="majorHAnsi" w:eastAsia="黑体" w:hAnsiTheme="majorHAnsi" w:cstheme="majorBidi"/>
+      <w:rFonts w:eastAsia="黑体" w:cstheme="majorBidi"/>
       <w:color w:val="000000" w:themeColor="text1"/>
       <w:sz w:val="30"/>
       <w:szCs w:val="32"/>
@@ -3331,7 +3332,7 @@
     <w:uiPriority w:val="9"/>
     <w:unhideWhenUsed/>
     <w:qFormat/>
-    <w:rsid w:val="00C747A0"/>
+    <w:rsid w:val="007B066A"/>
     <w:pPr>
       <w:keepNext/>
       <w:keepLines/>
@@ -3354,7 +3355,7 @@
     <w:uiPriority w:val="9"/>
     <w:unhideWhenUsed/>
     <w:qFormat/>
-    <w:rsid w:val="00C747A0"/>
+    <w:rsid w:val="007B066A"/>
     <w:pPr>
       <w:keepNext/>
       <w:keepLines/>
@@ -3662,9 +3663,9 @@
     <w:basedOn w:val="a1"/>
     <w:link w:val="1"/>
     <w:uiPriority w:val="9"/>
-    <w:rsid w:val="00C747A0"/>
-    <w:rPr>
-      <w:rFonts w:asciiTheme="majorHAnsi" w:eastAsia="黑体" w:hAnsiTheme="majorHAnsi" w:cstheme="majorBidi"/>
+    <w:rsid w:val="007B066A"/>
+    <w:rPr>
+      <w:rFonts w:ascii="Times New Roman" w:eastAsia="黑体" w:hAnsi="Times New Roman" w:cstheme="majorBidi"/>
       <w:color w:val="000000" w:themeColor="text1"/>
       <w:sz w:val="36"/>
       <w:szCs w:val="40"/>
@@ -3675,9 +3676,9 @@
     <w:basedOn w:val="a1"/>
     <w:link w:val="2"/>
     <w:uiPriority w:val="9"/>
-    <w:rsid w:val="00C747A0"/>
-    <w:rPr>
-      <w:rFonts w:asciiTheme="majorHAnsi" w:eastAsia="黑体" w:hAnsiTheme="majorHAnsi" w:cstheme="majorBidi"/>
+    <w:rsid w:val="007B066A"/>
+    <w:rPr>
+      <w:rFonts w:ascii="Times New Roman" w:eastAsia="黑体" w:hAnsi="Times New Roman" w:cstheme="majorBidi"/>
       <w:color w:val="000000" w:themeColor="text1"/>
       <w:sz w:val="30"/>
       <w:szCs w:val="32"/>
@@ -3688,7 +3689,7 @@
     <w:basedOn w:val="a1"/>
     <w:link w:val="3"/>
     <w:uiPriority w:val="9"/>
-    <w:rsid w:val="00C747A0"/>
+    <w:rsid w:val="007B066A"/>
     <w:rPr>
       <w:rFonts w:ascii="Times New Roman" w:eastAsia="黑体" w:hAnsi="Times New Roman" w:cstheme="majorBidi"/>
       <w:color w:val="000000" w:themeColor="text1"/>
@@ -3701,7 +3702,7 @@
     <w:basedOn w:val="a1"/>
     <w:link w:val="4"/>
     <w:uiPriority w:val="9"/>
-    <w:rsid w:val="00C747A0"/>
+    <w:rsid w:val="007B066A"/>
     <w:rPr>
       <w:rFonts w:ascii="Times New Roman" w:eastAsia="黑体" w:hAnsi="Times New Roman" w:cstheme="majorBidi"/>
       <w:b/>
